--- a/pr-preview/pr-310/linear-algebra-diagonalization-tracked-changes.docx
+++ b/pr-preview/pr-310/linear-algebra-diagonalization-tracked-changes.docx
@@ -16,7 +16,7 @@
       </w:pPr>
       <w:del w:id="1" w:author="PR Preview" w:date="2026-01-01T00:00:00Z">
         <w:r>
-          <w:delText xml:space="preserve">Last modified: 2026-10-15 08:28:32 (PDT)</w:delText>
+          <w:delText xml:space="preserve">Last modified: 2026-10-15 12:42:30 (PDT)</w:delText>
         </w:r>
       </w:del>
     </w:p>
@@ -26,11 +26,11 @@
       </w:pPr>
       <w:ins w:id="2" w:author="PR Preview" w:date="2026-01-01T00:00:00Z">
         <w:r>
-          <w:t xml:space="preserve">Last modified: 2026-10-15 08:32:48 (PDT)</w:t>
+          <w:t xml:space="preserve">Last modified: 2026-10-15 13:37:28 (PDT)</w:t>
         </w:r>
       </w:ins>
     </w:p>
-    <w:bookmarkStart w:id="78" w:name="sec-diagonalization"/>
+    <w:bookmarkStart w:id="79" w:name="sec-diagonalization"/>
     <w:p>
       <w:pPr>
         <w:pStyle w:val="Heading2"/>
@@ -1054,7 +1054,7 @@
                   <m:nor/>
                   <m:sty m:val="p"/>
                 </m:rPr>
-                <m:t>Definition 11 in Matrices</m:t>
+                <m:t>Definition 13 in Matrices</m:t>
               </m:r>
               <m:r>
                 <m:rPr>
@@ -1447,7 +1447,7 @@
           <w:rPr>
             <w:rStyle w:val="Hyperlink"/>
           </w:rPr>
-          <w:t xml:space="preserve">Definition 12 in Vectors</w:t>
+          <w:t xml:space="preserve">Definition 14 in Vectors</w:t>
         </w:r>
       </w:hyperlink>
       <w:r>
@@ -2473,7 +2473,7 @@
           <w:rPr>
             <w:rStyle w:val="Hyperlink"/>
           </w:rPr>
-          <w:t xml:space="preserve">Definition 8 in Subspaces and Rank</w:t>
+          <w:t xml:space="preserve">Definition 9 in Subspaces and Rank</w:t>
         </w:r>
       </w:hyperlink>
       <w:r>
@@ -3077,7 +3077,7 @@
           <w:b/>
           <w:bCs/>
         </w:rPr>
-        <w:t xml:space="preserve">Definition 1 (Eigenspace and geometric multiplicity)</w:t>
+        <w:t xml:space="preserve">Definition 1 (Eigenspace)</w:t>
       </w:r>
       <w:r>
         <w:t xml:space="preserve"> </w:t>
@@ -3323,24 +3323,96 @@
         </w:r>
       </w:hyperlink>
       <w:r>
-        <w:t xml:space="preserve">),</w:t>
-      </w:r>
-      <w:r>
-        <w:t xml:space="preserve"> </w:t>
-      </w:r>
-      <w:r>
-        <w:t xml:space="preserve">and its dimension (</w:t>
+        <w:t xml:space="preserve">).</w:t>
+      </w:r>
+    </w:p>
+    <w:bookmarkEnd w:id="27"/>
+    <w:bookmarkStart w:id="28" w:name="def-geometric-multiplicity"/>
+    <w:p>
+      <w:pPr>
+        <w:pStyle w:val="BodyText"/>
+      </w:pPr>
+      <w:r>
+        <w:rPr>
+          <w:b/>
+          <w:bCs/>
+        </w:rPr>
+        <w:t xml:space="preserve">Definition 2 (Geometric multiplicity)</w:t>
+      </w:r>
+      <w:r>
+        <w:t xml:space="preserve"> </w:t>
+      </w:r>
+      <w:r>
+        <w:t xml:space="preserve">The dimension (</w:t>
       </w:r>
       <w:hyperlink r:id="rId21">
         <w:r>
           <w:rPr>
             <w:rStyle w:val="Hyperlink"/>
           </w:rPr>
-          <w:t xml:space="preserve">Definition 8 in Subspaces and Rank</w:t>
+          <w:t xml:space="preserve">Definition 9 in Subspaces and Rank</w:t>
         </w:r>
       </w:hyperlink>
       <w:r>
-        <w:t xml:space="preserve">) is the</w:t>
+        <w:t xml:space="preserve">) of the eigenspace</w:t>
+      </w:r>
+      <w:r>
+        <w:t xml:space="preserve"> </w:t>
+      </w:r>
+      <m:oMath>
+        <m:sSub>
+          <m:e>
+            <m:r>
+              <m:rPr>
+                <m:scr m:val="script"/>
+                <m:sty m:val="p"/>
+              </m:rPr>
+              <m:t>E</m:t>
+            </m:r>
+          </m:e>
+          <m:sub>
+            <m:r>
+              <m:t>λ</m:t>
+            </m:r>
+          </m:sub>
+        </m:sSub>
+      </m:oMath>
+      <w:r>
+        <w:t xml:space="preserve"> </w:t>
+      </w:r>
+      <w:r>
+        <w:t xml:space="preserve">(</w:t>
+      </w:r>
+      <w:hyperlink w:anchor="def-eigenspace">
+        <w:r>
+          <w:rPr>
+            <w:rStyle w:val="Hyperlink"/>
+          </w:rPr>
+          <w:t xml:space="preserve">Definition 1</w:t>
+        </w:r>
+      </w:hyperlink>
+      <w:r>
+        <w:t xml:space="preserve">)</w:t>
+      </w:r>
+      <w:r>
+        <w:t xml:space="preserve"> </w:t>
+      </w:r>
+      <w:r>
+        <w:t xml:space="preserve">of an eigenvalue</w:t>
+      </w:r>
+      <w:r>
+        <w:t xml:space="preserve"> </w:t>
+      </w:r>
+      <m:oMath>
+        <m:r>
+          <m:t>λ</m:t>
+        </m:r>
+      </m:oMath>
+      <w:r>
+        <w:t xml:space="preserve"> </w:t>
+      </w:r>
+      <w:r>
+        <w:t xml:space="preserve">is the</w:t>
       </w:r>
       <w:r>
         <w:t xml:space="preserve"> </w:t>
@@ -3370,8 +3442,8 @@
         <w:t xml:space="preserve">.</w:t>
       </w:r>
     </w:p>
-    <w:bookmarkEnd w:id="27"/>
-    <w:bookmarkStart w:id="29" w:name="exm-eigenspace"/>
+    <w:bookmarkEnd w:id="28"/>
+    <w:bookmarkStart w:id="30" w:name="exm-eigenspace"/>
     <w:p>
       <w:pPr>
         <w:pStyle w:val="BodyText"/>
@@ -3480,7 +3552,7 @@
       <w:r>
         <w:t xml:space="preserve"> </w:t>
       </w:r>
-      <w:hyperlink r:id="rId28">
+      <w:hyperlink r:id="rId29">
         <w:r>
           <w:rPr>
             <w:rStyle w:val="Hyperlink"/>
@@ -4511,8 +4583,8 @@
         <w:t xml:space="preserve">.</w:t>
       </w:r>
     </w:p>
-    <w:bookmarkEnd w:id="29"/>
-    <w:bookmarkStart w:id="30" w:name="exm-not-eigenspace"/>
+    <w:bookmarkEnd w:id="30"/>
+    <w:bookmarkStart w:id="31" w:name="exm-not-eigenspace"/>
     <w:p>
       <w:pPr>
         <w:pStyle w:val="FirstParagraph"/>
@@ -5280,8 +5352,8 @@
         <w:t xml:space="preserve">.</w:t>
       </w:r>
     </w:p>
-    <w:bookmarkEnd w:id="30"/>
-    <w:bookmarkStart w:id="31" w:name="thm-eigenvalue-singular"/>
+    <w:bookmarkEnd w:id="31"/>
+    <w:bookmarkStart w:id="32" w:name="thm-eigenvalue-singular"/>
     <w:p>
       <w:pPr>
         <w:pStyle w:val="BodyText"/>
@@ -5647,7 +5719,7 @@
         <w:t xml:space="preserve">.</w:t>
       </w:r>
     </w:p>
-    <w:bookmarkEnd w:id="31"/>
+    <w:bookmarkEnd w:id="32"/>
     <w:p>
       <w:pPr>
         <w:pStyle w:val="BodyText"/>
@@ -6417,7 +6489,7 @@
         <w:t xml:space="preserve">).</w:t>
       </w:r>
     </w:p>
-    <w:bookmarkStart w:id="32" w:name="exm-eigenvalue-singular"/>
+    <w:bookmarkStart w:id="33" w:name="exm-eigenvalue-singular"/>
     <w:p>
       <w:pPr>
         <w:pStyle w:val="BodyText"/>
@@ -6665,7 +6737,7 @@
       <w:r>
         <w:t xml:space="preserve"> </w:t>
       </w:r>
-      <w:hyperlink r:id="rId28">
+      <w:hyperlink r:id="rId29">
         <w:r>
           <w:rPr>
             <w:rStyle w:val="Hyperlink"/>
@@ -7206,8 +7278,8 @@
         <w:t xml:space="preserve">.</w:t>
       </w:r>
     </w:p>
-    <w:bookmarkEnd w:id="32"/>
-    <w:bookmarkStart w:id="34" w:name="thm-eigen-shift-power"/>
+    <w:bookmarkEnd w:id="33"/>
+    <w:bookmarkStart w:id="35" w:name="thm-eigen-shift-power"/>
     <w:p>
       <w:pPr>
         <w:pStyle w:val="BodyText"/>
@@ -7466,7 +7538,7 @@
       <w:r>
         <w:t xml:space="preserve">(</w:t>
       </w:r>
-      <w:hyperlink r:id="rId33">
+      <w:hyperlink r:id="rId34">
         <w:r>
           <w:rPr>
             <w:rStyle w:val="Hyperlink"/>
@@ -7515,7 +7587,7 @@
         <w:t xml:space="preserve">.</w:t>
       </w:r>
     </w:p>
-    <w:bookmarkEnd w:id="34"/>
+    <w:bookmarkEnd w:id="35"/>
     <w:p>
       <w:pPr>
         <w:pStyle w:val="FirstParagraph"/>
@@ -8060,7 +8132,7 @@
         </w:rPr>
         <w:t xml:space="preserve"> </w:t>
       </w:r>
-      <w:hyperlink r:id="rId35">
+      <w:hyperlink r:id="rId36">
         <w:r>
           <w:rPr>
             <w:rStyle w:val="Hyperlink"/>
@@ -8718,7 +8790,7 @@
         <w:t xml:space="preserve">is an eigenvector.</w:t>
       </w:r>
     </w:p>
-    <w:bookmarkStart w:id="36" w:name="exm-eigen-shift-power"/>
+    <w:bookmarkStart w:id="37" w:name="exm-eigen-shift-power"/>
     <w:p>
       <w:pPr>
         <w:pStyle w:val="BodyText"/>
@@ -8862,7 +8934,7 @@
       <w:r>
         <w:t xml:space="preserve">(</w:t>
       </w:r>
-      <w:hyperlink r:id="rId28">
+      <w:hyperlink r:id="rId29">
         <w:r>
           <w:rPr>
             <w:rStyle w:val="Hyperlink"/>
@@ -9498,8 +9570,8 @@
         <w:t xml:space="preserve">.</w:t>
       </w:r>
     </w:p>
-    <w:bookmarkEnd w:id="36"/>
-    <w:bookmarkStart w:id="38" w:name="thm-eigen-triangular"/>
+    <w:bookmarkEnd w:id="37"/>
+    <w:bookmarkStart w:id="39" w:name="thm-eigen-triangular"/>
     <w:p>
       <w:pPr>
         <w:pStyle w:val="FirstParagraph"/>
@@ -9568,7 +9640,7 @@
       <w:r>
         <w:t xml:space="preserve">(</w:t>
       </w:r>
-      <w:hyperlink r:id="rId37">
+      <w:hyperlink r:id="rId38">
         <w:r>
           <w:rPr>
             <w:rStyle w:val="Hyperlink"/>
@@ -9633,7 +9705,7 @@
         <w:t xml:space="preserve">.</w:t>
       </w:r>
     </w:p>
-    <w:bookmarkEnd w:id="38"/>
+    <w:bookmarkEnd w:id="39"/>
     <w:p>
       <w:pPr>
         <w:pStyle w:val="BodyText"/>
@@ -9730,12 +9802,12 @@
       <w:r>
         <w:t xml:space="preserve">(</w:t>
       </w:r>
-      <w:hyperlink r:id="rId39">
+      <w:hyperlink r:id="rId40">
         <w:r>
           <w:rPr>
             <w:rStyle w:val="Hyperlink"/>
           </w:rPr>
-          <w:t xml:space="preserve">Definition 10 in Matrices</w:t>
+          <w:t xml:space="preserve">Definition 12 in Matrices</w:t>
         </w:r>
       </w:hyperlink>
       <w:r>
@@ -9744,7 +9816,7 @@
       <w:r>
         <w:t xml:space="preserve"> </w:t>
       </w:r>
-      <w:hyperlink r:id="rId40">
+      <w:hyperlink r:id="rId41">
         <w:r>
           <w:rPr>
             <w:rStyle w:val="Hyperlink"/>
@@ -9962,7 +10034,7 @@
       <w:r>
         <w:t xml:space="preserve">(</w:t>
       </w:r>
-      <w:hyperlink r:id="rId41">
+      <w:hyperlink r:id="rId42">
         <w:r>
           <w:rPr>
             <w:rStyle w:val="Hyperlink"/>
@@ -11171,7 +11243,7 @@
       <w:r>
         <w:t xml:space="preserve"> </w:t>
       </w:r>
-      <w:hyperlink r:id="rId41">
+      <w:hyperlink r:id="rId42">
         <w:r>
           <w:rPr>
             <w:rStyle w:val="Hyperlink"/>
@@ -11317,7 +11389,7 @@
         <w:t xml:space="preserve">is an eigenvalue.</w:t>
       </w:r>
     </w:p>
-    <w:bookmarkStart w:id="43" w:name="exm-eigen-triangular"/>
+    <w:bookmarkStart w:id="44" w:name="exm-eigen-triangular"/>
     <w:p>
       <w:pPr>
         <w:pStyle w:val="BodyText"/>
@@ -11478,7 +11550,7 @@
       <w:r>
         <w:t xml:space="preserve"> </w:t>
       </w:r>
-      <w:hyperlink r:id="rId42">
+      <w:hyperlink r:id="rId43">
         <w:r>
           <w:rPr>
             <w:rStyle w:val="Hyperlink"/>
@@ -12178,8 +12250,8 @@
         <w:t xml:space="preserve">is its only eigenvalue.</w:t>
       </w:r>
     </w:p>
-    <w:bookmarkEnd w:id="43"/>
-    <w:bookmarkStart w:id="46" w:name="thm-eigen-idempotent-orthogonal"/>
+    <w:bookmarkEnd w:id="44"/>
+    <w:bookmarkStart w:id="47" w:name="thm-eigen-idempotent-orthogonal"/>
     <w:p>
       <w:pPr>
         <w:pStyle w:val="BodyText"/>
@@ -12209,7 +12281,7 @@
       <w:r>
         <w:t xml:space="preserve">Every eigenvalue of an idempotent matrix (</w:t>
       </w:r>
-      <w:hyperlink r:id="rId44">
+      <w:hyperlink r:id="rId45">
         <w:r>
           <w:rPr>
             <w:rStyle w:val="Hyperlink"/>
@@ -12257,7 +12329,7 @@
       <w:r>
         <w:t xml:space="preserve">Every eigenvalue of an orthogonal matrix (</w:t>
       </w:r>
-      <w:hyperlink r:id="rId45">
+      <w:hyperlink r:id="rId46">
         <w:r>
           <w:rPr>
             <w:rStyle w:val="Hyperlink"/>
@@ -12300,7 +12372,7 @@
         <w:t xml:space="preserve">.</w:t>
       </w:r>
     </w:p>
-    <w:bookmarkEnd w:id="46"/>
+    <w:bookmarkEnd w:id="47"/>
     <w:p>
       <w:pPr>
         <w:pStyle w:val="FirstParagraph"/>
@@ -13267,7 +13339,7 @@
       <w:r>
         <w:t xml:space="preserve">(</w:t>
       </w:r>
-      <w:hyperlink r:id="rId47">
+      <w:hyperlink r:id="rId48">
         <w:r>
           <w:rPr>
             <w:rStyle w:val="Hyperlink"/>
@@ -13438,7 +13510,7 @@
         <w:t xml:space="preserve">.</w:t>
       </w:r>
     </w:p>
-    <w:bookmarkStart w:id="51" w:name="exm-eigen-idempotent-orthogonal"/>
+    <w:bookmarkStart w:id="52" w:name="exm-eigen-idempotent-orthogonal"/>
     <w:p>
       <w:pPr>
         <w:pStyle w:val="BodyText"/>
@@ -13535,7 +13607,7 @@
       <w:r>
         <w:t xml:space="preserve"> </w:t>
       </w:r>
-      <w:hyperlink r:id="rId48">
+      <w:hyperlink r:id="rId49">
         <w:r>
           <w:rPr>
             <w:rStyle w:val="Hyperlink"/>
@@ -13866,7 +13938,7 @@
       <w:r>
         <w:t xml:space="preserve">are orthonormal (</w:t>
       </w:r>
-      <w:hyperlink r:id="rId49">
+      <w:hyperlink r:id="rId50">
         <w:r>
           <w:rPr>
             <w:rStyle w:val="Hyperlink"/>
@@ -14100,7 +14172,7 @@
       <w:r>
         <w:t xml:space="preserve"> </w:t>
       </w:r>
-      <w:hyperlink r:id="rId50">
+      <w:hyperlink r:id="rId51">
         <w:r>
           <w:rPr>
             <w:rStyle w:val="Hyperlink"/>
@@ -14815,8 +14887,8 @@
         <w:t xml:space="preserve">again.</w:t>
       </w:r>
     </w:p>
-    <w:bookmarkEnd w:id="51"/>
-    <w:bookmarkStart w:id="52" w:name="def-similar"/>
+    <w:bookmarkEnd w:id="52"/>
+    <w:bookmarkStart w:id="53" w:name="def-similar"/>
     <w:p>
       <w:pPr>
         <w:pStyle w:val="FirstParagraph"/>
@@ -14826,7 +14898,7 @@
           <w:b/>
           <w:bCs/>
         </w:rPr>
-        <w:t xml:space="preserve">Definition 2 (Similar matrices)</w:t>
+        <w:t xml:space="preserve">Definition 3 (Similar matrices)</w:t>
       </w:r>
       <w:r>
         <w:t xml:space="preserve"> </w:t>
@@ -15015,8 +15087,8 @@
         <w:t xml:space="preserve">).</w:t>
       </w:r>
     </w:p>
-    <w:bookmarkEnd w:id="52"/>
-    <w:bookmarkStart w:id="54" w:name="rem-similar-both-ways"/>
+    <w:bookmarkEnd w:id="53"/>
+    <w:bookmarkStart w:id="55" w:name="rem-similar-both-ways"/>
     <w:p>
       <w:pPr>
         <w:pStyle w:val="BodyText"/>
@@ -15286,7 +15358,7 @@
       <w:r>
         <w:t xml:space="preserve">and that factor is unique (</w:t>
       </w:r>
-      <w:hyperlink r:id="rId53">
+      <w:hyperlink r:id="rId54">
         <w:r>
           <w:rPr>
             <w:rStyle w:val="Hyperlink"/>
@@ -16141,8 +16213,8 @@
         <w:t xml:space="preserve">.</w:t>
       </w:r>
     </w:p>
-    <w:bookmarkEnd w:id="54"/>
-    <w:bookmarkStart w:id="57" w:name="exm-similar"/>
+    <w:bookmarkEnd w:id="55"/>
+    <w:bookmarkStart w:id="58" w:name="exm-similar"/>
     <w:p>
       <w:pPr>
         <w:pStyle w:val="BodyText"/>
@@ -16762,7 +16834,7 @@
                   <m:nor/>
                   <m:sty m:val="p"/>
                 </m:rPr>
-                <m:t>Definition 10 in Matrices</m:t>
+                <m:t>Definition 12 in Matrices</m:t>
               </m:r>
               <m:r>
                 <m:rPr>
@@ -16997,7 +17069,7 @@
       <w:r>
         <w:t xml:space="preserve">(</w:t>
       </w:r>
-      <w:hyperlink r:id="rId55">
+      <w:hyperlink r:id="rId56">
         <w:r>
           <w:rPr>
             <w:rStyle w:val="Hyperlink"/>
@@ -18006,7 +18078,7 @@
       <w:r>
         <w:t xml:space="preserve">(</w:t>
       </w:r>
-      <w:hyperlink r:id="rId56">
+      <w:hyperlink r:id="rId57">
         <w:r>
           <w:rPr>
             <w:rStyle w:val="Hyperlink"/>
@@ -18018,8 +18090,8 @@
         <w:t xml:space="preserve">, 2).</w:t>
       </w:r>
     </w:p>
-    <w:bookmarkEnd w:id="57"/>
-    <w:bookmarkStart w:id="58" w:name="thm-similar-eigenvalues"/>
+    <w:bookmarkEnd w:id="58"/>
+    <w:bookmarkStart w:id="59" w:name="thm-similar-eigenvalues"/>
     <w:p>
       <w:pPr>
         <w:pStyle w:val="BodyText"/>
@@ -18098,7 +18170,7 @@
           <w:rPr>
             <w:rStyle w:val="Hyperlink"/>
           </w:rPr>
-          <w:t xml:space="preserve">Definition 2</w:t>
+          <w:t xml:space="preserve">Definition 3</w:t>
         </w:r>
       </w:hyperlink>
       <w:r>
@@ -18273,7 +18345,7 @@
         <w:t xml:space="preserve">have the same eigenvalues.</w:t>
       </w:r>
     </w:p>
-    <w:bookmarkEnd w:id="58"/>
+    <w:bookmarkEnd w:id="59"/>
     <w:p>
       <w:pPr>
         <w:pStyle w:val="BodyText"/>
@@ -19434,7 +19506,7 @@
       <w:r>
         <w:t xml:space="preserve">(</w:t>
       </w:r>
-      <w:hyperlink r:id="rId56">
+      <w:hyperlink r:id="rId57">
         <w:r>
           <w:rPr>
             <w:rStyle w:val="Hyperlink"/>
@@ -19448,7 +19520,7 @@
       <w:r>
         <w:t xml:space="preserve"> </w:t>
       </w:r>
-      <w:hyperlink r:id="rId59">
+      <w:hyperlink r:id="rId60">
         <w:r>
           <w:rPr>
             <w:rStyle w:val="Hyperlink"/>
@@ -19462,12 +19534,12 @@
       <w:r>
         <w:t xml:space="preserve"> </w:t>
       </w:r>
-      <w:hyperlink r:id="rId60">
+      <w:hyperlink r:id="rId61">
         <w:r>
           <w:rPr>
             <w:rStyle w:val="Hyperlink"/>
           </w:rPr>
-          <w:t xml:space="preserve">Definition 11 in Matrices</w:t>
+          <w:t xml:space="preserve">Definition 13 in Matrices</w:t>
         </w:r>
       </w:hyperlink>
       <w:r>
@@ -20078,7 +20150,7 @@
       <w:r>
         <w:t xml:space="preserve">(</w:t>
       </w:r>
-      <w:hyperlink r:id="rId59">
+      <w:hyperlink r:id="rId60">
         <w:r>
           <w:rPr>
             <w:rStyle w:val="Hyperlink"/>
@@ -20092,7 +20164,7 @@
       <w:r>
         <w:t xml:space="preserve"> </w:t>
       </w:r>
-      <w:hyperlink r:id="rId56">
+      <w:hyperlink r:id="rId57">
         <w:r>
           <w:rPr>
             <w:rStyle w:val="Hyperlink"/>
@@ -20104,7 +20176,7 @@
         <w:t xml:space="preserve">).</w:t>
       </w:r>
     </w:p>
-    <w:bookmarkStart w:id="61" w:name="exm-similar-eigenvalues"/>
+    <w:bookmarkStart w:id="62" w:name="exm-similar-eigenvalues"/>
     <w:p>
       <w:pPr>
         <w:pStyle w:val="BodyText"/>
@@ -20679,7 +20751,7 @@
       <w:r>
         <w:t xml:space="preserve"> </w:t>
       </w:r>
-      <w:hyperlink r:id="rId28">
+      <w:hyperlink r:id="rId29">
         <w:r>
           <w:rPr>
             <w:rStyle w:val="Hyperlink"/>
@@ -20691,8 +20763,8 @@
         <w:t xml:space="preserve">.</w:t>
       </w:r>
     </w:p>
-    <w:bookmarkEnd w:id="61"/>
-    <w:bookmarkStart w:id="63" w:name="thm-eigenvectors-independent"/>
+    <w:bookmarkEnd w:id="62"/>
+    <w:bookmarkStart w:id="64" w:name="thm-eigenvectors-independent"/>
     <w:p>
       <w:pPr>
         <w:pStyle w:val="BodyText"/>
@@ -20943,7 +21015,7 @@
       <w:r>
         <w:t xml:space="preserve">are linearly independent (</w:t>
       </w:r>
-      <w:hyperlink r:id="rId62">
+      <w:hyperlink r:id="rId63">
         <w:r>
           <w:rPr>
             <w:rStyle w:val="Hyperlink"/>
@@ -20955,7 +21027,7 @@
         <w:t xml:space="preserve">).</w:t>
       </w:r>
     </w:p>
-    <w:bookmarkEnd w:id="63"/>
+    <w:bookmarkEnd w:id="64"/>
     <w:p>
       <w:pPr>
         <w:pStyle w:val="BodyText"/>
@@ -20976,7 +21048,7 @@
       <w:r>
         <w:t xml:space="preserve"> </w:t>
       </w:r>
-      <w:hyperlink r:id="rId35">
+      <w:hyperlink r:id="rId36">
         <w:r>
           <w:rPr>
             <w:rStyle w:val="Hyperlink"/>
@@ -22338,7 +22410,7 @@
         <w:t xml:space="preserve">too.</w:t>
       </w:r>
     </w:p>
-    <w:bookmarkStart w:id="64" w:name="exm-eigenvectors-independent"/>
+    <w:bookmarkStart w:id="65" w:name="exm-eigenvectors-independent"/>
     <w:p>
       <w:pPr>
         <w:pStyle w:val="BodyText"/>
@@ -22463,7 +22535,7 @@
       <w:r>
         <w:t xml:space="preserve"> </w:t>
       </w:r>
-      <w:hyperlink r:id="rId28">
+      <w:hyperlink r:id="rId29">
         <w:r>
           <w:rPr>
             <w:rStyle w:val="Hyperlink"/>
@@ -22853,8 +22925,8 @@
         <w:t xml:space="preserve">.</w:t>
       </w:r>
     </w:p>
-    <w:bookmarkEnd w:id="64"/>
-    <w:bookmarkStart w:id="66" w:name="def-diagonalizable"/>
+    <w:bookmarkEnd w:id="65"/>
+    <w:bookmarkStart w:id="67" w:name="def-diagonalizable"/>
     <w:p>
       <w:pPr>
         <w:pStyle w:val="BodyText"/>
@@ -22864,7 +22936,7 @@
           <w:b/>
           <w:bCs/>
         </w:rPr>
-        <w:t xml:space="preserve">Definition 3 (Diagonalizable matrix)</w:t>
+        <w:t xml:space="preserve">Definition 4 (Diagonalizable matrix)</w:t>
       </w:r>
       <w:r>
         <w:t xml:space="preserve"> </w:t>
@@ -23064,7 +23136,7 @@
       <w:r>
         <w:t xml:space="preserve">(</w:t>
       </w:r>
-      <w:hyperlink r:id="rId65">
+      <w:hyperlink r:id="rId66">
         <w:r>
           <w:rPr>
             <w:rStyle w:val="Hyperlink"/>
@@ -23159,15 +23231,15 @@
           <w:rPr>
             <w:rStyle w:val="Hyperlink"/>
           </w:rPr>
-          <w:t xml:space="preserve">Definition 2</w:t>
+          <w:t xml:space="preserve">Definition 3</w:t>
         </w:r>
       </w:hyperlink>
       <w:r>
         <w:t xml:space="preserve">).</w:t>
       </w:r>
     </w:p>
-    <w:bookmarkEnd w:id="66"/>
-    <w:bookmarkStart w:id="67" w:name="exm-diagonalizable"/>
+    <w:bookmarkEnd w:id="67"/>
+    <w:bookmarkStart w:id="68" w:name="exm-diagonalizable"/>
     <w:p>
       <w:pPr>
         <w:pStyle w:val="BodyText"/>
@@ -23897,8 +23969,8 @@
         <w:t xml:space="preserve">which it is not.</w:t>
       </w:r>
     </w:p>
-    <w:bookmarkEnd w:id="67"/>
-    <w:bookmarkStart w:id="68" w:name="thm-diagonalizable"/>
+    <w:bookmarkEnd w:id="68"/>
+    <w:bookmarkStart w:id="69" w:name="thm-diagonalizable"/>
     <w:p>
       <w:pPr>
         <w:pStyle w:val="FirstParagraph"/>
@@ -23961,7 +24033,7 @@
           <w:rPr>
             <w:rStyle w:val="Hyperlink"/>
           </w:rPr>
-          <w:t xml:space="preserve">Definition 3</w:t>
+          <w:t xml:space="preserve">Definition 4</w:t>
         </w:r>
       </w:hyperlink>
       <w:r>
@@ -24081,7 +24153,7 @@
         <w:t xml:space="preserve">.</w:t>
       </w:r>
     </w:p>
-    <w:bookmarkEnd w:id="68"/>
+    <w:bookmarkEnd w:id="69"/>
     <w:p>
       <w:pPr>
         <w:pStyle w:val="BodyText"/>
@@ -24615,7 +24687,7 @@
       <w:r>
         <w:t xml:space="preserve">(</w:t>
       </w:r>
-      <w:hyperlink r:id="rId55">
+      <w:hyperlink r:id="rId56">
         <w:r>
           <w:rPr>
             <w:rStyle w:val="Hyperlink"/>
@@ -24629,7 +24701,7 @@
       <w:r>
         <w:t xml:space="preserve"> </w:t>
       </w:r>
-      <w:hyperlink r:id="rId69">
+      <w:hyperlink r:id="rId70">
         <w:r>
           <w:rPr>
             <w:rStyle w:val="Hyperlink"/>
@@ -24651,7 +24723,7 @@
       <w:pPr>
         <w:pStyle w:val="BodyText"/>
       </w:pPr>
-      <w:bookmarkStart w:id="70" w:name="eq-ax-xlambda"/>
+      <w:bookmarkStart w:id="71" w:name="eq-ax-xlambda"/>
       <m:oMathPara>
         <m:oMathParaPr>
           <m:jc m:val="center"/>
@@ -24791,7 +24863,7 @@
           </m:r>
         </m:oMath>
       </m:oMathPara>
-      <w:bookmarkEnd w:id="70"/>
+      <w:bookmarkEnd w:id="71"/>
     </w:p>
     <w:p>
       <w:pPr>
@@ -24845,7 +24917,7 @@
       <w:r>
         <w:t xml:space="preserve">columns are linearly independent (</w:t>
       </w:r>
-      <w:hyperlink r:id="rId71">
+      <w:hyperlink r:id="rId72">
         <w:r>
           <w:rPr>
             <w:rStyle w:val="Hyperlink"/>
@@ -25953,7 +26025,7 @@
         <w:t xml:space="preserve">linearly independent eigenvectors.</w:t>
       </w:r>
     </w:p>
-    <w:bookmarkStart w:id="73" w:name="exm-thm-diagonalizable"/>
+    <w:bookmarkStart w:id="74" w:name="exm-thm-diagonalizable"/>
     <w:p>
       <w:pPr>
         <w:pStyle w:val="BodyText"/>
@@ -26436,12 +26508,12 @@
       <w:r>
         <w:t xml:space="preserve">(</w:t>
       </w:r>
-      <w:hyperlink r:id="rId72">
+      <w:hyperlink r:id="rId73">
         <w:r>
           <w:rPr>
             <w:rStyle w:val="Hyperlink"/>
           </w:rPr>
-          <w:t xml:space="preserve">Definition 17 in Special Matrices and Decompositions</w:t>
+          <w:t xml:space="preserve">Definition 18 in Special Matrices and Decompositions</w:t>
         </w:r>
       </w:hyperlink>
       <w:r>
@@ -26600,8 +26672,8 @@
         <w:t xml:space="preserve">another way to see that it is not diagonalizable.</w:t>
       </w:r>
     </w:p>
-    <w:bookmarkEnd w:id="73"/>
-    <w:bookmarkStart w:id="74" w:name="cor-distinct-diagonalizable"/>
+    <w:bookmarkEnd w:id="74"/>
+    <w:bookmarkStart w:id="75" w:name="cor-distinct-diagonalizable"/>
     <w:p>
       <w:pPr>
         <w:pStyle w:val="BodyText"/>
@@ -26657,7 +26729,7 @@
         <w:t xml:space="preserve">different eigenvalues is diagonalizable.</w:t>
       </w:r>
     </w:p>
-    <w:bookmarkEnd w:id="74"/>
+    <w:bookmarkEnd w:id="75"/>
     <w:p>
       <w:pPr>
         <w:pStyle w:val="BodyText"/>
@@ -26724,7 +26796,7 @@
         <w:t xml:space="preserve">).</w:t>
       </w:r>
     </w:p>
-    <w:bookmarkStart w:id="75" w:name="exm-distinct-diagonalizable"/>
+    <w:bookmarkStart w:id="76" w:name="exm-distinct-diagonalizable"/>
     <w:p>
       <w:pPr>
         <w:pStyle w:val="BodyText"/>
@@ -27005,8 +27077,8 @@
         <w:t xml:space="preserve">.</w:t>
       </w:r>
     </w:p>
-    <w:bookmarkEnd w:id="75"/>
-    <w:bookmarkStart w:id="76" w:name="thm-diagonalizable-powers"/>
+    <w:bookmarkEnd w:id="76"/>
+    <w:bookmarkStart w:id="77" w:name="thm-diagonalizable-powers"/>
     <w:p>
       <w:pPr>
         <w:pStyle w:val="BodyText"/>
@@ -27085,7 +27157,7 @@
           <w:rPr>
             <w:rStyle w:val="Hyperlink"/>
           </w:rPr>
-          <w:t xml:space="preserve">Definition 3</w:t>
+          <w:t xml:space="preserve">Definition 4</w:t>
         </w:r>
       </w:hyperlink>
       <w:r>
@@ -27368,7 +27440,7 @@
         <w:t xml:space="preserve">.</w:t>
       </w:r>
     </w:p>
-    <w:bookmarkEnd w:id="76"/>
+    <w:bookmarkEnd w:id="77"/>
     <w:p>
       <w:pPr>
         <w:pStyle w:val="BodyText"/>
@@ -28223,7 +28295,7 @@
       <w:r>
         <w:t xml:space="preserve"> </w:t>
       </w:r>
-      <w:hyperlink r:id="rId35">
+      <w:hyperlink r:id="rId36">
         <w:r>
           <w:rPr>
             <w:rStyle w:val="Hyperlink"/>
@@ -29190,7 +29262,7 @@
         </m:oMath>
       </m:oMathPara>
     </w:p>
-    <w:bookmarkStart w:id="77" w:name="exm-diagonalizable-powers"/>
+    <w:bookmarkStart w:id="78" w:name="exm-diagonalizable-powers"/>
     <w:p>
       <w:pPr>
         <w:pStyle w:val="FirstParagraph"/>
@@ -30432,9 +30504,9 @@
         <w:t xml:space="preserve">.</w:t>
       </w:r>
     </w:p>
-    <w:bookmarkEnd w:id="77"/>
     <w:bookmarkEnd w:id="78"/>
-    <w:bookmarkStart w:id="121" w:name="sec-cholesky"/>
+    <w:bookmarkEnd w:id="79"/>
+    <w:bookmarkStart w:id="123" w:name="sec-cholesky"/>
     <w:p>
       <w:pPr>
         <w:pStyle w:val="Heading2"/>
@@ -30484,12 +30556,12 @@
                 <wp:inline>
                   <wp:extent cx="152400" cy="152400"/>
                   <wp:effectExtent b="0" l="0" r="0" t="0"/>
-                  <wp:docPr descr="" title="" id="79" name="Picture"/>
+                  <wp:docPr descr="" title="" id="80" name="Picture"/>
                   <a:graphic>
                     <a:graphicData uri="http://schemas.openxmlformats.org/drawingml/2006/picture">
                       <pic:pic>
                         <pic:nvPicPr>
-                          <pic:cNvPr descr="/opt/quarto/share/formats/docx/note.png" id="80" name="Picture"/>
+                          <pic:cNvPr descr="/opt/quarto/share/formats/docx/note.png" id="81" name="Picture"/>
                           <pic:cNvPicPr>
                             <a:picLocks noChangeArrowheads="1" noChangeAspect="1"/>
                           </pic:cNvPicPr>
@@ -30601,7 +30673,7 @@
             <w:r>
               <w:t xml:space="preserve">are covered in these notes already (</w:t>
             </w:r>
-            <w:hyperlink r:id="rId81">
+            <w:hyperlink r:id="rId82">
               <w:r>
                 <w:rPr>
                   <w:rStyle w:val="Hyperlink"/>
@@ -30724,7 +30796,7 @@
         </w:tc>
       </w:tr>
     </w:tbl>
-    <w:bookmarkStart w:id="84" w:name="thm-pd-gram"/>
+    <w:bookmarkStart w:id="85" w:name="thm-pd-gram"/>
     <w:p>
       <w:pPr>
         <w:pStyle w:val="BodyText"/>
@@ -30805,12 +30877,12 @@
       <w:r>
         <w:t xml:space="preserve">is positive semidefinite (</w:t>
       </w:r>
-      <w:hyperlink r:id="rId82">
+      <w:hyperlink r:id="rId83">
         <w:r>
           <w:rPr>
             <w:rStyle w:val="Hyperlink"/>
           </w:rPr>
-          <w:t xml:space="preserve">Definition 19 in Special Matrices and Decompositions</w:t>
+          <w:t xml:space="preserve">Definition 21 in Special Matrices and Decompositions</w:t>
         </w:r>
       </w:hyperlink>
       <w:r>
@@ -30923,12 +30995,12 @@
       <w:r>
         <w:t xml:space="preserve">is positive definite (</w:t>
       </w:r>
-      <w:hyperlink r:id="rId83">
+      <w:hyperlink r:id="rId84">
         <w:r>
           <w:rPr>
             <w:rStyle w:val="Hyperlink"/>
           </w:rPr>
-          <w:t xml:space="preserve">Definition 20 in Special Matrices and Decompositions</w:t>
+          <w:t xml:space="preserve">Definition 22 in Special Matrices and Decompositions</w:t>
         </w:r>
       </w:hyperlink>
       <w:r>
@@ -31019,7 +31091,7 @@
         <w:t xml:space="preserve">linearly independent columns.</w:t>
       </w:r>
     </w:p>
-    <w:bookmarkEnd w:id="84"/>
+    <w:bookmarkEnd w:id="85"/>
     <w:p>
       <w:pPr>
         <w:pStyle w:val="FirstParagraph"/>
@@ -31289,7 +31361,7 @@
       <w:r>
         <w:t xml:space="preserve">(</w:t>
       </w:r>
-      <w:hyperlink r:id="rId85">
+      <w:hyperlink r:id="rId86">
         <w:r>
           <w:rPr>
             <w:rStyle w:val="Hyperlink"/>
@@ -31303,7 +31375,7 @@
       <w:r>
         <w:t xml:space="preserve"> </w:t>
       </w:r>
-      <w:hyperlink r:id="rId86">
+      <w:hyperlink r:id="rId87">
         <w:r>
           <w:rPr>
             <w:rStyle w:val="Hyperlink"/>
@@ -31878,7 +31950,7 @@
       <w:r>
         <w:t xml:space="preserve"> </w:t>
       </w:r>
-      <w:hyperlink r:id="rId69">
+      <w:hyperlink r:id="rId70">
         <w:r>
           <w:rPr>
             <w:rStyle w:val="Hyperlink"/>
@@ -31916,7 +31988,7 @@
       <w:r>
         <w:t xml:space="preserve"> </w:t>
       </w:r>
-      <w:hyperlink r:id="rId62">
+      <w:hyperlink r:id="rId63">
         <w:r>
           <w:rPr>
             <w:rStyle w:val="Hyperlink"/>
@@ -32071,7 +32143,7 @@
       <w:r>
         <w:t xml:space="preserve">(</w:t>
       </w:r>
-      <w:hyperlink r:id="rId47">
+      <w:hyperlink r:id="rId48">
         <w:r>
           <w:rPr>
             <w:rStyle w:val="Hyperlink"/>
@@ -32225,7 +32297,7 @@
       <w:r>
         <w:t xml:space="preserve">(</w:t>
       </w:r>
-      <w:hyperlink r:id="rId81">
+      <w:hyperlink r:id="rId82">
         <w:r>
           <w:rPr>
             <w:rStyle w:val="Hyperlink"/>
@@ -33098,7 +33170,7 @@
       <w:r>
         <w:t xml:space="preserve">is positive definite, it is positive semidefinite (</w:t>
       </w:r>
-      <w:hyperlink r:id="rId87">
+      <w:hyperlink r:id="rId88">
         <w:r>
           <w:rPr>
             <w:rStyle w:val="Hyperlink"/>
@@ -33208,7 +33280,7 @@
       <w:r>
         <w:t xml:space="preserve">(</w:t>
       </w:r>
-      <w:hyperlink r:id="rId81">
+      <w:hyperlink r:id="rId82">
         <w:r>
           <w:rPr>
             <w:rStyle w:val="Hyperlink"/>
@@ -33414,7 +33486,7 @@
       <w:r>
         <w:t xml:space="preserve">(</w:t>
       </w:r>
-      <w:hyperlink r:id="rId49">
+      <w:hyperlink r:id="rId50">
         <w:r>
           <w:rPr>
             <w:rStyle w:val="Hyperlink"/>
@@ -33448,7 +33520,7 @@
       <w:r>
         <w:t xml:space="preserve">is invertible (</w:t>
       </w:r>
-      <w:hyperlink r:id="rId88">
+      <w:hyperlink r:id="rId89">
         <w:r>
           <w:rPr>
             <w:rStyle w:val="Hyperlink"/>
@@ -33493,7 +33565,7 @@
       <w:r>
         <w:t xml:space="preserve"> </w:t>
       </w:r>
-      <w:hyperlink r:id="rId71">
+      <w:hyperlink r:id="rId72">
         <w:r>
           <w:rPr>
             <w:rStyle w:val="Hyperlink"/>
@@ -33505,7 +33577,7 @@
         <w:t xml:space="preserve">).</w:t>
       </w:r>
     </w:p>
-    <w:bookmarkStart w:id="93" w:name="exm-pd-gram"/>
+    <w:bookmarkStart w:id="94" w:name="exm-pd-gram"/>
     <w:p>
       <w:pPr>
         <w:pStyle w:val="BodyText"/>
@@ -33718,7 +33790,7 @@
       <w:r>
         <w:t xml:space="preserve"> </w:t>
       </w:r>
-      <w:hyperlink r:id="rId89">
+      <w:hyperlink r:id="rId90">
         <w:r>
           <w:rPr>
             <w:rStyle w:val="Hyperlink"/>
@@ -33823,7 +33895,7 @@
       <w:r>
         <w:t xml:space="preserve">is in fact not positive definite (</w:t>
       </w:r>
-      <w:hyperlink r:id="rId90">
+      <w:hyperlink r:id="rId91">
         <w:r>
           <w:rPr>
             <w:rStyle w:val="Hyperlink"/>
@@ -33932,7 +34004,7 @@
       <w:r>
         <w:t xml:space="preserve">, whose columns are independent (</w:t>
       </w:r>
-      <w:hyperlink r:id="rId91">
+      <w:hyperlink r:id="rId92">
         <w:r>
           <w:rPr>
             <w:rStyle w:val="Hyperlink"/>
@@ -34038,7 +34110,7 @@
       <w:r>
         <w:t xml:space="preserve">(</w:t>
       </w:r>
-      <w:hyperlink r:id="rId92">
+      <w:hyperlink r:id="rId93">
         <w:r>
           <w:rPr>
             <w:rStyle w:val="Hyperlink"/>
@@ -34141,7 +34213,7 @@
       <w:r>
         <w:t xml:space="preserve"> </w:t>
       </w:r>
-      <w:hyperlink r:id="rId90">
+      <w:hyperlink r:id="rId91">
         <w:r>
           <w:rPr>
             <w:rStyle w:val="Hyperlink"/>
@@ -34211,8 +34283,8 @@
         <w:t xml:space="preserve">.</w:t>
       </w:r>
     </w:p>
-    <w:bookmarkEnd w:id="93"/>
-    <w:bookmarkStart w:id="94" w:name="thm-pd-operations"/>
+    <w:bookmarkEnd w:id="94"/>
+    <w:bookmarkStart w:id="95" w:name="thm-pd-operations"/>
     <w:p>
       <w:pPr>
         <w:pStyle w:val="FirstParagraph"/>
@@ -34282,12 +34354,12 @@
       <w:r>
         <w:t xml:space="preserve">positive definite matrix (</w:t>
       </w:r>
-      <w:hyperlink r:id="rId83">
+      <w:hyperlink r:id="rId84">
         <w:r>
           <w:rPr>
             <w:rStyle w:val="Hyperlink"/>
           </w:rPr>
-          <w:t xml:space="preserve">Definition 20 in Special Matrices and Decompositions</w:t>
+          <w:t xml:space="preserve">Definition 22 in Special Matrices and Decompositions</w:t>
         </w:r>
       </w:hyperlink>
       <w:r>
@@ -34641,7 +34713,7 @@
         <w:t xml:space="preserve">is positive definite.</w:t>
       </w:r>
     </w:p>
-    <w:bookmarkEnd w:id="94"/>
+    <w:bookmarkEnd w:id="95"/>
     <w:p>
       <w:pPr>
         <w:pStyle w:val="FirstParagraph"/>
@@ -34916,7 +34988,7 @@
       <w:r>
         <w:t xml:space="preserve">(</w:t>
       </w:r>
-      <w:hyperlink r:id="rId85">
+      <w:hyperlink r:id="rId86">
         <w:r>
           <w:rPr>
             <w:rStyle w:val="Hyperlink"/>
@@ -34947,7 +35019,7 @@
       <w:r>
         <w:t xml:space="preserve"> </w:t>
       </w:r>
-      <w:hyperlink r:id="rId86">
+      <w:hyperlink r:id="rId87">
         <w:r>
           <w:rPr>
             <w:rStyle w:val="Hyperlink"/>
@@ -35079,7 +35151,7 @@
       <w:r>
         <w:t xml:space="preserve">are independent (</w:t>
       </w:r>
-      <w:hyperlink r:id="rId69">
+      <w:hyperlink r:id="rId70">
         <w:r>
           <w:rPr>
             <w:rStyle w:val="Hyperlink"/>
@@ -35093,7 +35165,7 @@
       <w:r>
         <w:t xml:space="preserve"> </w:t>
       </w:r>
-      <w:hyperlink r:id="rId62">
+      <w:hyperlink r:id="rId63">
         <w:r>
           <w:rPr>
             <w:rStyle w:val="Hyperlink"/>
@@ -35665,7 +35737,7 @@
       <w:r>
         <w:t xml:space="preserve">(</w:t>
       </w:r>
-      <w:hyperlink r:id="rId95">
+      <w:hyperlink r:id="rId96">
         <w:r>
           <w:rPr>
             <w:rStyle w:val="Hyperlink"/>
@@ -35679,7 +35751,7 @@
       <w:r>
         <w:t xml:space="preserve"> </w:t>
       </w:r>
-      <w:hyperlink r:id="rId96">
+      <w:hyperlink r:id="rId97">
         <w:r>
           <w:rPr>
             <w:rStyle w:val="Hyperlink"/>
@@ -35693,7 +35765,7 @@
       <w:r>
         <w:t xml:space="preserve"> </w:t>
       </w:r>
-      <w:hyperlink r:id="rId86">
+      <w:hyperlink r:id="rId87">
         <w:r>
           <w:rPr>
             <w:rStyle w:val="Hyperlink"/>
@@ -36268,7 +36340,7 @@
         </m:oMath>
       </m:oMathPara>
     </w:p>
-    <w:bookmarkStart w:id="97" w:name="exm-pd-operations"/>
+    <w:bookmarkStart w:id="98" w:name="exm-pd-operations"/>
     <w:p>
       <w:pPr>
         <w:pStyle w:val="FirstParagraph"/>
@@ -36494,7 +36566,7 @@
       <w:r>
         <w:t xml:space="preserve">(</w:t>
       </w:r>
-      <w:hyperlink r:id="rId90">
+      <w:hyperlink r:id="rId91">
         <w:r>
           <w:rPr>
             <w:rStyle w:val="Hyperlink"/>
@@ -37161,7 +37233,7 @@
       <w:r>
         <w:t xml:space="preserve">(</w:t>
       </w:r>
-      <w:hyperlink r:id="rId28">
+      <w:hyperlink r:id="rId29">
         <w:r>
           <w:rPr>
             <w:rStyle w:val="Hyperlink"/>
@@ -37435,8 +37507,8 @@
         <w:t xml:space="preserve">.</w:t>
       </w:r>
     </w:p>
-    <w:bookmarkEnd w:id="97"/>
-    <w:bookmarkStart w:id="98" w:name="def-block-matrix"/>
+    <w:bookmarkEnd w:id="98"/>
+    <w:bookmarkStart w:id="99" w:name="def-block-matrix"/>
     <w:p>
       <w:pPr>
         <w:pStyle w:val="FirstParagraph"/>
@@ -37446,7 +37518,7 @@
           <w:b/>
           <w:bCs/>
         </w:rPr>
-        <w:t xml:space="preserve">Definition 4 (Block matrix)</w:t>
+        <w:t xml:space="preserve">Definition 5 (Block matrix)</w:t>
       </w:r>
       <w:r>
         <w:t xml:space="preserve"> </w:t>
@@ -38225,8 +38297,8 @@
         <w:t xml:space="preserve">.</w:t>
       </w:r>
     </w:p>
-    <w:bookmarkEnd w:id="98"/>
-    <w:bookmarkStart w:id="99" w:name="exm-block-matrix"/>
+    <w:bookmarkEnd w:id="99"/>
+    <w:bookmarkStart w:id="100" w:name="exm-block-matrix"/>
     <w:p>
       <w:pPr>
         <w:pStyle w:val="BodyText"/>
@@ -39071,8 +39143,8 @@
         <w:t xml:space="preserve">.</w:t>
       </w:r>
     </w:p>
-    <w:bookmarkEnd w:id="99"/>
-    <w:bookmarkStart w:id="100" w:name="def-leading-block"/>
+    <w:bookmarkEnd w:id="100"/>
+    <w:bookmarkStart w:id="101" w:name="def-leading-block"/>
     <w:p>
       <w:pPr>
         <w:pStyle w:val="BodyText"/>
@@ -39082,7 +39154,7 @@
           <w:b/>
           <w:bCs/>
         </w:rPr>
-        <w:t xml:space="preserve">Definition 5 (Leading block (top-left block) of a square matrix)</w:t>
+        <w:t xml:space="preserve">Definition 6 (Leading block (top-left block) of a square matrix)</w:t>
       </w:r>
       <w:r>
         <w:t xml:space="preserve"> </w:t>
@@ -39376,7 +39448,7 @@
           <w:rPr>
             <w:rStyle w:val="Hyperlink"/>
           </w:rPr>
-          <w:t xml:space="preserve">Definition 4</w:t>
+          <w:t xml:space="preserve">Definition 5</w:t>
         </w:r>
       </w:hyperlink>
       <w:r>
@@ -39452,8 +39524,8 @@
         <w:t xml:space="preserve">itself.</w:t>
       </w:r>
     </w:p>
-    <w:bookmarkEnd w:id="100"/>
-    <w:bookmarkStart w:id="101" w:name="thm-pd-submatrix"/>
+    <w:bookmarkEnd w:id="101"/>
+    <w:bookmarkStart w:id="102" w:name="thm-pd-submatrix"/>
     <w:p>
       <w:pPr>
         <w:pStyle w:val="BodyText"/>
@@ -39511,12 +39583,12 @@
       <w:r>
         <w:t xml:space="preserve">positive definite matrix (</w:t>
       </w:r>
-      <w:hyperlink r:id="rId83">
+      <w:hyperlink r:id="rId84">
         <w:r>
           <w:rPr>
             <w:rStyle w:val="Hyperlink"/>
           </w:rPr>
-          <w:t xml:space="preserve">Definition 20 in Special Matrices and Decompositions</w:t>
+          <w:t xml:space="preserve">Definition 22 in Special Matrices and Decompositions</w:t>
         </w:r>
       </w:hyperlink>
       <w:r>
@@ -39614,7 +39686,7 @@
           <w:rPr>
             <w:rStyle w:val="Hyperlink"/>
           </w:rPr>
-          <w:t xml:space="preserve">Definition 4</w:t>
+          <w:t xml:space="preserve">Definition 5</w:t>
         </w:r>
       </w:hyperlink>
       <w:r>
@@ -39720,7 +39792,7 @@
         <w:t xml:space="preserve">Also, every diagonal entry of a positive definite matrix is positive.</w:t>
       </w:r>
     </w:p>
-    <w:bookmarkEnd w:id="101"/>
+    <w:bookmarkEnd w:id="102"/>
     <w:p>
       <w:pPr>
         <w:pStyle w:val="BodyText"/>
@@ -40305,7 +40377,7 @@
                   <m:nor/>
                   <m:sty m:val="p"/>
                 </m:rPr>
-                <m:t>Definition 11 in Matrices</m:t>
+                <m:t>Definition 13 in Matrices</m:t>
               </m:r>
               <m:r>
                 <m:rPr>
@@ -40319,7 +40391,7 @@
                   <m:nor/>
                   <m:sty m:val="p"/>
                 </m:rPr>
-                <m:t>Definition 7 in Vectors</m:t>
+                <m:t>Definition 8 in Vectors</m:t>
               </m:r>
               <m:r>
                 <m:rPr>
@@ -40761,7 +40833,7 @@
                   <m:nor/>
                   <m:sty m:val="p"/>
                 </m:rPr>
-                <m:t>Definition 11 in Matrices</m:t>
+                <m:t>Definition 13 in Matrices</m:t>
               </m:r>
               <m:r>
                 <m:rPr>
@@ -40775,7 +40847,7 @@
                   <m:nor/>
                   <m:sty m:val="p"/>
                 </m:rPr>
-                <m:t>Definition 7 in Vectors</m:t>
+                <m:t>Definition 8 in Vectors</m:t>
               </m:r>
               <m:r>
                 <m:rPr>
@@ -40933,7 +41005,7 @@
           <w:rPr>
             <w:rStyle w:val="Hyperlink"/>
           </w:rPr>
-          <w:t xml:space="preserve">Definition 12 in Vectors</w:t>
+          <w:t xml:space="preserve">Definition 14 in Vectors</w:t>
         </w:r>
       </w:hyperlink>
       <w:r>
@@ -41193,7 +41265,7 @@
                   <m:nor/>
                   <m:sty m:val="p"/>
                 </m:rPr>
-                <m:t>Definition 11 in Matrices</m:t>
+                <m:t>Definition 13 in Matrices</m:t>
               </m:r>
               <m:r>
                 <m:rPr>
@@ -41207,7 +41279,7 @@
                   <m:nor/>
                   <m:sty m:val="p"/>
                 </m:rPr>
-                <m:t>Definition 7 in Vectors</m:t>
+                <m:t>Definition 8 in Vectors</m:t>
               </m:r>
               <m:r>
                 <m:rPr>
@@ -41336,7 +41408,7 @@
         </m:oMath>
       </m:oMathPara>
     </w:p>
-    <w:bookmarkStart w:id="103" w:name="exm-pd-submatrix"/>
+    <w:bookmarkStart w:id="104" w:name="exm-pd-submatrix"/>
     <w:p>
       <w:pPr>
         <w:pStyle w:val="FirstParagraph"/>
@@ -41697,12 +41769,12 @@
       <w:r>
         <w:t xml:space="preserve">(</w:t>
       </w:r>
-      <w:hyperlink r:id="rId102">
+      <w:hyperlink r:id="rId103">
         <w:r>
           <w:rPr>
             <w:rStyle w:val="Hyperlink"/>
           </w:rPr>
-          <w:t xml:space="preserve">Definition 23 in Special Matrices and Decompositions</w:t>
+          <w:t xml:space="preserve">Definition 26 in Special Matrices and Decompositions</w:t>
         </w:r>
       </w:hyperlink>
       <w:r>
@@ -41800,7 +41872,7 @@
       <w:r>
         <w:t xml:space="preserve"> </w:t>
       </w:r>
-      <w:hyperlink r:id="rId90">
+      <w:hyperlink r:id="rId91">
         <w:r>
           <w:rPr>
             <w:rStyle w:val="Hyperlink"/>
@@ -41821,8 +41893,8 @@
         <w:t xml:space="preserve">but is not positive definite.</w:t>
       </w:r>
     </w:p>
-    <w:bookmarkEnd w:id="103"/>
-    <w:bookmarkStart w:id="106" w:name="thm-block-quadratic"/>
+    <w:bookmarkEnd w:id="104"/>
+    <w:bookmarkStart w:id="107" w:name="thm-block-quadratic"/>
     <w:p>
       <w:pPr>
         <w:pStyle w:val="BodyText"/>
@@ -42082,7 +42154,7 @@
           <w:rPr>
             <w:rStyle w:val="Hyperlink"/>
           </w:rPr>
-          <w:t xml:space="preserve">Definition 4</w:t>
+          <w:t xml:space="preserve">Definition 5</w:t>
         </w:r>
       </w:hyperlink>
       <w:r>
@@ -42577,7 +42649,7 @@
       <w:r>
         <w:t xml:space="preserve">is symmetric (</w:t>
       </w:r>
-      <w:hyperlink r:id="rId104">
+      <w:hyperlink r:id="rId105">
         <w:r>
           <w:rPr>
             <w:rStyle w:val="Hyperlink"/>
@@ -42978,7 +43050,7 @@
       <w:pPr>
         <w:pStyle w:val="BodyText"/>
       </w:pPr>
-      <w:bookmarkStart w:id="105" w:name="eq-block-quadratic"/>
+      <w:bookmarkStart w:id="106" w:name="eq-block-quadratic"/>
       <m:oMathPara>
         <m:oMathParaPr>
           <m:jc m:val="center"/>
@@ -43186,7 +43258,7 @@
           </m:r>
         </m:oMath>
       </m:oMathPara>
-      <w:bookmarkEnd w:id="105"/>
+      <w:bookmarkEnd w:id="106"/>
     </w:p>
     <w:p>
       <w:pPr>
@@ -43540,7 +43612,7 @@
         </m:oMath>
       </m:oMathPara>
     </w:p>
-    <w:bookmarkEnd w:id="106"/>
+    <w:bookmarkEnd w:id="107"/>
     <w:p>
       <w:pPr>
         <w:pStyle w:val="FirstParagraph"/>
@@ -43757,7 +43829,7 @@
                   <m:nor/>
                   <m:sty m:val="p"/>
                 </m:rPr>
-                <m:t>Definition 11 in Matrices</m:t>
+                <m:t>Definition 13 in Matrices</m:t>
               </m:r>
               <m:r>
                 <m:rPr>
@@ -44250,7 +44322,7 @@
                   <m:nor/>
                   <m:sty m:val="p"/>
                 </m:rPr>
-                <m:t>Definition 11 in Matrices</m:t>
+                <m:t>Definition 13 in Matrices</m:t>
               </m:r>
               <m:r>
                 <m:rPr>
@@ -44712,7 +44784,7 @@
                   <m:nor/>
                   <m:sty m:val="p"/>
                 </m:rPr>
-                <m:t>Definition 7 in Vectors</m:t>
+                <m:t>Definition 8 in Vectors</m:t>
               </m:r>
               <m:r>
                 <m:rPr>
@@ -45935,7 +46007,7 @@
       <w:r>
         <w:t xml:space="preserve">(</w:t>
       </w:r>
-      <w:hyperlink r:id="rId59">
+      <w:hyperlink r:id="rId60">
         <w:r>
           <w:rPr>
             <w:rStyle w:val="Hyperlink"/>
@@ -45949,7 +46021,7 @@
       <w:r>
         <w:t xml:space="preserve"> </w:t>
       </w:r>
-      <w:hyperlink r:id="rId56">
+      <w:hyperlink r:id="rId57">
         <w:r>
           <w:rPr>
             <w:rStyle w:val="Hyperlink"/>
@@ -45992,7 +46064,7 @@
       <w:r>
         <w:t xml:space="preserve">is symmetric (</w:t>
       </w:r>
-      <w:hyperlink r:id="rId107">
+      <w:hyperlink r:id="rId108">
         <w:r>
           <w:rPr>
             <w:rStyle w:val="Hyperlink"/>
@@ -48308,7 +48380,7 @@
         <w:t xml:space="preserve">.</w:t>
       </w:r>
     </w:p>
-    <w:bookmarkStart w:id="108" w:name="exm-block-quadratic"/>
+    <w:bookmarkStart w:id="109" w:name="exm-block-quadratic"/>
     <w:p>
       <w:pPr>
         <w:pStyle w:val="BodyText"/>
@@ -49196,8 +49268,8 @@
         </m:oMath>
       </m:oMathPara>
     </w:p>
-    <w:bookmarkEnd w:id="108"/>
-    <w:bookmarkStart w:id="109" w:name="def-schur-complement"/>
+    <w:bookmarkEnd w:id="109"/>
+    <w:bookmarkStart w:id="110" w:name="def-schur-complement"/>
     <w:p>
       <w:pPr>
         <w:pStyle w:val="FirstParagraph"/>
@@ -49207,7 +49279,7 @@
           <w:b/>
           <w:bCs/>
         </w:rPr>
-        <w:t xml:space="preserve">Definition 6 (Schur complement)</w:t>
+        <w:t xml:space="preserve">Definition 7 (Schur complement)</w:t>
       </w:r>
       <w:r>
         <w:t xml:space="preserve"> </w:t>
@@ -49524,8 +49596,8 @@
         <w:t xml:space="preserve">.</w:t>
       </w:r>
     </w:p>
-    <w:bookmarkEnd w:id="109"/>
-    <w:bookmarkStart w:id="110" w:name="exm-schur-complement"/>
+    <w:bookmarkEnd w:id="110"/>
+    <w:bookmarkStart w:id="111" w:name="exm-schur-complement"/>
     <w:p>
       <w:pPr>
         <w:pStyle w:val="BodyText"/>
@@ -50242,8 +50314,8 @@
         <w:t xml:space="preserve">so there is no Schur complement of it.</w:t>
       </w:r>
     </w:p>
-    <w:bookmarkEnd w:id="110"/>
-    <w:bookmarkStart w:id="111" w:name="thm-schur-test"/>
+    <w:bookmarkEnd w:id="111"/>
+    <w:bookmarkStart w:id="112" w:name="thm-schur-test"/>
     <w:p>
       <w:pPr>
         <w:pStyle w:val="FirstParagraph"/>
@@ -50399,12 +50471,12 @@
       <w:r>
         <w:t xml:space="preserve">is positive definite (</w:t>
       </w:r>
-      <w:hyperlink r:id="rId83">
+      <w:hyperlink r:id="rId84">
         <w:r>
           <w:rPr>
             <w:rStyle w:val="Hyperlink"/>
           </w:rPr>
-          <w:t xml:space="preserve">Definition 20 in Special Matrices and Decompositions</w:t>
+          <w:t xml:space="preserve">Definition 22 in Special Matrices and Decompositions</w:t>
         </w:r>
       </w:hyperlink>
       <w:r>
@@ -50461,14 +50533,14 @@
           <w:rPr>
             <w:rStyle w:val="Hyperlink"/>
           </w:rPr>
-          <w:t xml:space="preserve">Definition 6</w:t>
+          <w:t xml:space="preserve">Definition 7</w:t>
         </w:r>
       </w:hyperlink>
       <w:r>
         <w:t xml:space="preserve">) is positive definite.</w:t>
       </w:r>
     </w:p>
-    <w:bookmarkEnd w:id="111"/>
+    <w:bookmarkEnd w:id="112"/>
     <w:p>
       <w:pPr>
         <w:pStyle w:val="BodyText"/>
@@ -50507,7 +50579,7 @@
       <w:r>
         <w:t xml:space="preserve">is positive definite, so invertible (</w:t>
       </w:r>
-      <w:hyperlink r:id="rId112">
+      <w:hyperlink r:id="rId113">
         <w:r>
           <w:rPr>
             <w:rStyle w:val="Hyperlink"/>
@@ -51182,7 +51254,7 @@
       <w:r>
         <w:t xml:space="preserve">and invertible (</w:t>
       </w:r>
-      <w:hyperlink r:id="rId112">
+      <w:hyperlink r:id="rId113">
         <w:r>
           <w:rPr>
             <w:rStyle w:val="Hyperlink"/>
@@ -51443,7 +51515,7 @@
       <w:r>
         <w:t xml:space="preserve">(</w:t>
       </w:r>
-      <w:hyperlink r:id="rId85">
+      <w:hyperlink r:id="rId86">
         <w:r>
           <w:rPr>
             <w:rStyle w:val="Hyperlink"/>
@@ -51457,7 +51529,7 @@
       <w:r>
         <w:t xml:space="preserve"> </w:t>
       </w:r>
-      <w:hyperlink r:id="rId86">
+      <w:hyperlink r:id="rId87">
         <w:r>
           <w:rPr>
             <w:rStyle w:val="Hyperlink"/>
@@ -51536,7 +51608,7 @@
       <w:r>
         <w:t xml:space="preserve"> </w:t>
       </w:r>
-      <w:hyperlink r:id="rId107">
+      <w:hyperlink r:id="rId108">
         <w:r>
           <w:rPr>
             <w:rStyle w:val="Hyperlink"/>
@@ -51665,7 +51737,7 @@
       <w:r>
         <w:t xml:space="preserve"> </w:t>
       </w:r>
-      <w:hyperlink r:id="rId86">
+      <w:hyperlink r:id="rId87">
         <w:r>
           <w:rPr>
             <w:rStyle w:val="Hyperlink"/>
@@ -52012,7 +52084,7 @@
         <w:t xml:space="preserve">).</w:t>
       </w:r>
     </w:p>
-    <w:bookmarkStart w:id="113" w:name="exm-schur-test"/>
+    <w:bookmarkStart w:id="114" w:name="exm-schur-test"/>
     <w:p>
       <w:pPr>
         <w:pStyle w:val="BodyText"/>
@@ -52670,7 +52742,7 @@
       <w:r>
         <w:t xml:space="preserve"> </w:t>
       </w:r>
-      <w:hyperlink r:id="rId90">
+      <w:hyperlink r:id="rId91">
         <w:r>
           <w:rPr>
             <w:rStyle w:val="Hyperlink"/>
@@ -52685,8 +52757,8 @@
         <w:t xml:space="preserve">found directly.</w:t>
       </w:r>
     </w:p>
-    <w:bookmarkEnd w:id="113"/>
-    <w:bookmarkStart w:id="114" w:name="thm-cholesky"/>
+    <w:bookmarkEnd w:id="114"/>
+    <w:bookmarkStart w:id="116" w:name="thm-cholesky"/>
     <w:p>
       <w:pPr>
         <w:pStyle w:val="FirstParagraph"/>
@@ -52744,12 +52816,12 @@
       <w:r>
         <w:t xml:space="preserve">is positive definite (</w:t>
       </w:r>
-      <w:hyperlink r:id="rId83">
+      <w:hyperlink r:id="rId84">
         <w:r>
           <w:rPr>
             <w:rStyle w:val="Hyperlink"/>
           </w:rPr>
-          <w:t xml:space="preserve">Definition 20 in Special Matrices and Decompositions</w:t>
+          <w:t xml:space="preserve">Definition 22 in Special Matrices and Decompositions</w:t>
         </w:r>
       </w:hyperlink>
       <w:r>
@@ -52825,12 +52897,12 @@
       <w:r>
         <w:t xml:space="preserve">(</w:t>
       </w:r>
-      <w:hyperlink r:id="rId37">
+      <w:hyperlink r:id="rId115">
         <w:r>
           <w:rPr>
             <w:rStyle w:val="Hyperlink"/>
           </w:rPr>
-          <w:t xml:space="preserve">Definition 7 in Projections and Linear Systems</w:t>
+          <w:t xml:space="preserve">Definition 8 in Projections and Linear Systems</w:t>
         </w:r>
       </w:hyperlink>
       <w:r>
@@ -52913,7 +52985,7 @@
         <w:t xml:space="preserve">.</w:t>
       </w:r>
     </w:p>
-    <w:bookmarkEnd w:id="114"/>
+    <w:bookmarkEnd w:id="116"/>
     <w:p>
       <w:pPr>
         <w:pStyle w:val="BodyText"/>
@@ -52964,7 +53036,7 @@
       <w:r>
         <w:t xml:space="preserve">is upper triangular with positive diagonal (</w:t>
       </w:r>
-      <w:hyperlink r:id="rId86">
+      <w:hyperlink r:id="rId87">
         <w:r>
           <w:rPr>
             <w:rStyle w:val="Hyperlink"/>
@@ -53073,7 +53145,7 @@
       <w:r>
         <w:t xml:space="preserve">(</w:t>
       </w:r>
-      <w:hyperlink r:id="rId41">
+      <w:hyperlink r:id="rId42">
         <w:r>
           <w:rPr>
             <w:rStyle w:val="Hyperlink"/>
@@ -53125,7 +53197,7 @@
       <w:r>
         <w:t xml:space="preserve">(</w:t>
       </w:r>
-      <w:hyperlink r:id="rId69">
+      <w:hyperlink r:id="rId70">
         <w:r>
           <w:rPr>
             <w:rStyle w:val="Hyperlink"/>
@@ -53139,7 +53211,7 @@
       <w:r>
         <w:t xml:space="preserve"> </w:t>
       </w:r>
-      <w:hyperlink r:id="rId62">
+      <w:hyperlink r:id="rId63">
         <w:r>
           <w:rPr>
             <w:rStyle w:val="Hyperlink"/>
@@ -53242,7 +53314,7 @@
       <w:r>
         <w:t xml:space="preserve">(</w:t>
       </w:r>
-      <w:hyperlink r:id="rId86">
+      <w:hyperlink r:id="rId87">
         <w:r>
           <w:rPr>
             <w:rStyle w:val="Hyperlink"/>
@@ -53289,7 +53361,7 @@
         </w:rPr>
         <w:t xml:space="preserve"> </w:t>
       </w:r>
-      <w:hyperlink r:id="rId35">
+      <w:hyperlink r:id="rId36">
         <w:r>
           <w:rPr>
             <w:rStyle w:val="Hyperlink"/>
@@ -54519,7 +54591,7 @@
       <w:r>
         <w:t xml:space="preserve"> </w:t>
       </w:r>
-      <w:hyperlink r:id="rId86">
+      <w:hyperlink r:id="rId87">
         <w:r>
           <w:rPr>
             <w:rStyle w:val="Hyperlink"/>
@@ -54995,7 +55067,7 @@
       <w:r>
         <w:t xml:space="preserve"> </w:t>
       </w:r>
-      <w:hyperlink r:id="rId86">
+      <w:hyperlink r:id="rId87">
         <w:r>
           <w:rPr>
             <w:rStyle w:val="Hyperlink"/>
@@ -57817,7 +57889,7 @@
           <w:rPr>
             <w:rStyle w:val="Hyperlink"/>
           </w:rPr>
-          <w:t xml:space="preserve">Definition 6</w:t>
+          <w:t xml:space="preserve">Definition 7</w:t>
         </w:r>
       </w:hyperlink>
       <w:r>
@@ -58054,7 +58126,7 @@
       <w:r>
         <w:t xml:space="preserve">(</w:t>
       </w:r>
-      <w:hyperlink r:id="rId55">
+      <w:hyperlink r:id="rId56">
         <w:r>
           <w:rPr>
             <w:rStyle w:val="Hyperlink"/>
@@ -58262,7 +58334,7 @@
         <w:t xml:space="preserve">exists and is unique.</w:t>
       </w:r>
     </w:p>
-    <w:bookmarkStart w:id="115" w:name="exm-cholesky"/>
+    <w:bookmarkStart w:id="117" w:name="exm-cholesky"/>
     <w:p>
       <w:pPr>
         <w:pStyle w:val="BodyText"/>
@@ -59409,9 +59481,9 @@
         <w:t xml:space="preserve">).</w:t>
       </w:r>
     </w:p>
-    <w:bookmarkEnd w:id="115"/>
-    <w:bookmarkStart w:id="120" w:name="refs"/>
-    <w:bookmarkStart w:id="117" w:name="ref-zhou2024eig"/>
+    <w:bookmarkEnd w:id="117"/>
+    <w:bookmarkStart w:id="122" w:name="refs"/>
+    <w:bookmarkStart w:id="119" w:name="ref-zhou2024eig"/>
     <w:p>
       <w:pPr>
         <w:pStyle w:val="Bibliography"/>
@@ -59435,7 +59507,7 @@
       <w:r>
         <w:t xml:space="preserve"> </w:t>
       </w:r>
-      <w:hyperlink r:id="rId116">
+      <w:hyperlink r:id="rId118">
         <w:r>
           <w:rPr>
             <w:rStyle w:val="Hyperlink"/>
@@ -59447,8 +59519,8 @@
         <w:t xml:space="preserve">.</w:t>
       </w:r>
     </w:p>
-    <w:bookmarkEnd w:id="117"/>
-    <w:bookmarkStart w:id="119" w:name="ref-zhou2024pd"/>
+    <w:bookmarkEnd w:id="119"/>
+    <w:bookmarkStart w:id="121" w:name="ref-zhou2024pd"/>
     <w:p>
       <w:pPr>
         <w:pStyle w:val="Bibliography"/>
@@ -59472,7 +59544,7 @@
       <w:r>
         <w:t xml:space="preserve"> </w:t>
       </w:r>
-      <w:hyperlink r:id="rId118">
+      <w:hyperlink r:id="rId120">
         <w:r>
           <w:rPr>
             <w:rStyle w:val="Hyperlink"/>
@@ -59484,9 +59556,9 @@
         <w:t xml:space="preserve">.</w:t>
       </w:r>
     </w:p>
-    <w:bookmarkEnd w:id="119"/>
-    <w:bookmarkEnd w:id="120"/>
     <w:bookmarkEnd w:id="121"/>
+    <w:bookmarkEnd w:id="122"/>
+    <w:bookmarkEnd w:id="123"/>
     <w:sectPr>
       <w:footnotePr>
         <w:numRestart w:val="eachSect"/>
